--- a/docx/12-ciberconvivencia/12-ciberconvivencia.docx
+++ b/docx/12-ciberconvivencia/12-ciberconvivencia.docx
@@ -28,7 +28,7 @@
         </w:p>
       </w:sdtContent>
     </w:sdt>
-    <w:bookmarkStart w:id="17" w:name="ciberconvivencia"/>
+    <w:bookmarkStart w:id="18" w:name="ciberconvivencia"/>
     <w:p>
       <w:pPr>
         <w:pStyle w:val="Heading1"/>
@@ -82,7 +82,7 @@
         <w:t xml:space="preserve"> </w:t>
       </w:r>
       <w:r>
-        <w:t xml:space="preserve">→ Fin del recorrido</w:t>
+        <w:t xml:space="preserve">→ Bienestar y estrés → Fin del recorrido</w:t>
       </w:r>
     </w:p>
     <w:p>
@@ -543,7 +543,7 @@
       </w:r>
     </w:p>
     <w:bookmarkEnd w:id="15"/>
-    <w:bookmarkStart w:id="16" w:name="por-dónde-empiezo"/>
+    <w:bookmarkStart w:id="17" w:name="por-dónde-empiezo"/>
     <w:p>
       <w:pPr>
         <w:pStyle w:val="Heading2"/>
@@ -675,12 +675,43 @@
           <w:b/>
           <w:bCs/>
         </w:rPr>
-        <w:t xml:space="preserve">⏭️ Has terminado el recorrido de tutoría. 🎉 Vuelve cuando quieras a cualquier unidad — el clima del aula se cuida todo el curso, también en el chat.</w:t>
-      </w:r>
-    </w:p>
-    <w:bookmarkEnd w:id="16"/>
+        <w:t xml:space="preserve">⏭️ Al acabar, continúa en</w:t>
+      </w:r>
+      <w:r>
+        <w:rPr>
+          <w:b/>
+          <w:bCs/>
+        </w:rPr>
+        <w:t xml:space="preserve"> </w:t>
+      </w:r>
+      <w:hyperlink r:id="rId16">
+        <w:r>
+          <w:rPr>
+            <w:rStyle w:val="Hyperlink"/>
+            <w:b/>
+            <w:bCs/>
+          </w:rPr>
+          <w:t xml:space="preserve">💚 Bienestar y estrés</w:t>
+        </w:r>
+      </w:hyperlink>
+      <w:r>
+        <w:rPr>
+          <w:b/>
+          <w:bCs/>
+        </w:rPr>
+        <w:t xml:space="preserve"> </w:t>
+      </w:r>
+      <w:r>
+        <w:rPr>
+          <w:b/>
+          <w:bCs/>
+        </w:rPr>
+        <w:t xml:space="preserve">— sueño, comparación y pedir ayuda a tiempo.</w:t>
+      </w:r>
+    </w:p>
     <w:bookmarkEnd w:id="17"/>
-    <w:bookmarkStart w:id="33" w:name="el-chat-es-plaza-pública"/>
+    <w:bookmarkEnd w:id="18"/>
+    <w:bookmarkStart w:id="34" w:name="el-chat-es-plaza-pública"/>
     <w:p>
       <w:pPr>
         <w:pStyle w:val="Heading1"/>
@@ -744,7 +775,7 @@
         </w:pict>
       </w:r>
     </w:p>
-    <w:bookmarkStart w:id="18" w:name="en-corto"/>
+    <w:bookmarkStart w:id="19" w:name="en-corto"/>
     <w:p>
       <w:pPr>
         <w:pStyle w:val="Heading2"/>
@@ -781,8 +812,8 @@
         </w:pict>
       </w:r>
     </w:p>
-    <w:bookmarkEnd w:id="18"/>
-    <w:bookmarkStart w:id="19" w:name="el-grupo-de-30-tu-aula-pero-sin-timbre"/>
+    <w:bookmarkEnd w:id="19"/>
+    <w:bookmarkStart w:id="20" w:name="el-grupo-de-30-tu-aula-pero-sin-timbre"/>
     <w:p>
       <w:pPr>
         <w:pStyle w:val="Heading2"/>
@@ -1028,8 +1059,8 @@
         </w:pict>
       </w:r>
     </w:p>
-    <w:bookmarkEnd w:id="19"/>
-    <w:bookmarkStart w:id="23" w:name="el-chat-es-una-plaza-pública"/>
+    <w:bookmarkEnd w:id="20"/>
+    <w:bookmarkStart w:id="24" w:name="el-chat-es-una-plaza-pública"/>
     <w:p>
       <w:pPr>
         <w:pStyle w:val="Heading2"/>
@@ -1179,18 +1210,18 @@
           <wp:inline>
             <wp:extent cx="5334000" cy="2382520"/>
             <wp:effectExtent b="0" l="0" r="0" t="0"/>
-            <wp:docPr descr="📱 Del grupo a para siempre — la escalera de 4 peldaños" title="" id="21" name="Picture"/>
+            <wp:docPr descr="📱 Del grupo a para siempre — la escalera de 4 peldaños" title="" id="22" name="Picture"/>
             <a:graphic>
               <a:graphicData uri="http://schemas.openxmlformats.org/drawingml/2006/picture">
                 <pic:pic>
                   <pic:nvPicPr>
-                    <pic:cNvPr descr="public/img/12-ciberconvivencia/01-chat-plaza-publica.png" id="22" name="Picture"/>
+                    <pic:cNvPr descr="public/img/12-ciberconvivencia/01-chat-plaza-publica.png" id="23" name="Picture"/>
                     <pic:cNvPicPr>
                       <a:picLocks noChangeArrowheads="1" noChangeAspect="1"/>
                     </pic:cNvPicPr>
                   </pic:nvPicPr>
                   <pic:blipFill>
-                    <a:blip r:embed="rId20"/>
+                    <a:blip r:embed="rId21"/>
                     <a:stretch>
                       <a:fillRect/>
                     </a:stretch>
@@ -1300,8 +1331,8 @@
         </w:pict>
       </w:r>
     </w:p>
-    <w:bookmarkEnd w:id="23"/>
-    <w:bookmarkStart w:id="24" w:name="la-huella-digital-lo-que-queda-de-ti"/>
+    <w:bookmarkEnd w:id="24"/>
+    <w:bookmarkStart w:id="25" w:name="la-huella-digital-lo-que-queda-de-ti"/>
     <w:p>
       <w:pPr>
         <w:pStyle w:val="Heading2"/>
@@ -1677,8 +1708,8 @@
         </w:pict>
       </w:r>
     </w:p>
-    <w:bookmarkEnd w:id="24"/>
-    <w:bookmarkStart w:id="26" w:name="Xe464f4006405e24aafa9fa23a3cc6d29cbe9b09"/>
+    <w:bookmarkEnd w:id="25"/>
+    <w:bookmarkStart w:id="27" w:name="Xe464f4006405e24aafa9fa23a3cc6d29cbe9b09"/>
     <w:p>
       <w:pPr>
         <w:pStyle w:val="Heading2"/>
@@ -1914,7 +1945,7 @@
         <w:t xml:space="preserve">.</w:t>
       </w:r>
     </w:p>
-    <w:bookmarkStart w:id="25" w:name="las-5-reglas-de-oro-del-grupo"/>
+    <w:bookmarkStart w:id="26" w:name="las-5-reglas-de-oro-del-grupo"/>
     <w:p>
       <w:pPr>
         <w:pStyle w:val="Heading3"/>
@@ -2116,9 +2147,9 @@
         <w:t xml:space="preserve">🏫 Grupo:</w:t>
       </w:r>
     </w:p>
-    <w:bookmarkEnd w:id="25"/>
     <w:bookmarkEnd w:id="26"/>
-    <w:bookmarkStart w:id="27" w:name="a-por-ellos"/>
+    <w:bookmarkEnd w:id="27"/>
+    <w:bookmarkStart w:id="28" w:name="a-por-ellos"/>
     <w:p>
       <w:pPr>
         <w:pStyle w:val="Heading2"/>
@@ -2560,8 +2591,8 @@
         </w:pict>
       </w:r>
     </w:p>
-    <w:bookmarkEnd w:id="27"/>
-    <w:bookmarkStart w:id="28" w:name="X3685099a27807641d8e7581eb8794f14af09fb5"/>
+    <w:bookmarkEnd w:id="28"/>
+    <w:bookmarkStart w:id="29" w:name="X3685099a27807641d8e7581eb8794f14af09fb5"/>
     <w:p>
       <w:pPr>
         <w:pStyle w:val="Heading2"/>
@@ -2711,8 +2742,8 @@
         </w:pict>
       </w:r>
     </w:p>
-    <w:bookmarkEnd w:id="28"/>
-    <w:bookmarkStart w:id="29" w:name="soluciones-y-pistas"/>
+    <w:bookmarkEnd w:id="29"/>
+    <w:bookmarkStart w:id="30" w:name="soluciones-y-pistas"/>
     <w:p>
       <w:pPr>
         <w:pStyle w:val="Heading2"/>
@@ -2850,8 +2881,8 @@
         </w:pict>
       </w:r>
     </w:p>
-    <w:bookmarkEnd w:id="29"/>
-    <w:bookmarkStart w:id="30" w:name="resumen-en-3-frases"/>
+    <w:bookmarkEnd w:id="30"/>
+    <w:bookmarkStart w:id="31" w:name="resumen-en-3-frases"/>
     <w:p>
       <w:pPr>
         <w:pStyle w:val="Heading2"/>
@@ -2903,8 +2934,8 @@
         </w:pict>
       </w:r>
     </w:p>
-    <w:bookmarkEnd w:id="30"/>
-    <w:bookmarkStart w:id="32" w:name="vocabulario-rápido"/>
+    <w:bookmarkEnd w:id="31"/>
+    <w:bookmarkStart w:id="33" w:name="vocabulario-rápido"/>
     <w:p>
       <w:pPr>
         <w:pStyle w:val="Heading2"/>
@@ -3027,7 +3058,7 @@
       <w:r>
         <w:t xml:space="preserve"> </w:t>
       </w:r>
-      <w:hyperlink r:id="rId31">
+      <w:hyperlink r:id="rId32">
         <w:r>
           <w:rPr>
             <w:rStyle w:val="Hyperlink"/>
@@ -3054,7 +3085,7 @@
       <w:r>
         <w:t xml:space="preserve"> </w:t>
       </w:r>
-      <w:hyperlink r:id="rId31">
+      <w:hyperlink r:id="rId32">
         <w:r>
           <w:rPr>
             <w:rStyle w:val="Hyperlink"/>
@@ -3090,9 +3121,9 @@
         </w:r>
       </w:hyperlink>
     </w:p>
-    <w:bookmarkEnd w:id="32"/>
     <w:bookmarkEnd w:id="33"/>
-    <w:bookmarkStart w:id="48" w:name="cuando-el-chat-se-vira"/>
+    <w:bookmarkEnd w:id="34"/>
+    <w:bookmarkStart w:id="49" w:name="cuando-el-chat-se-vira"/>
     <w:p>
       <w:pPr>
         <w:pStyle w:val="Heading1"/>
@@ -3156,7 +3187,7 @@
         </w:pict>
       </w:r>
     </w:p>
-    <w:bookmarkStart w:id="34" w:name="en-corto-1"/>
+    <w:bookmarkStart w:id="35" w:name="en-corto-1"/>
     <w:p>
       <w:pPr>
         <w:pStyle w:val="Heading2"/>
@@ -3209,8 +3240,8 @@
         </w:pict>
       </w:r>
     </w:p>
-    <w:bookmarkEnd w:id="34"/>
-    <w:bookmarkStart w:id="35" w:name="la-escalera-del-mal-rollo"/>
+    <w:bookmarkEnd w:id="35"/>
+    <w:bookmarkStart w:id="36" w:name="la-escalera-del-mal-rollo"/>
     <w:p>
       <w:pPr>
         <w:pStyle w:val="Heading2"/>
@@ -3672,8 +3703,8 @@
         </w:pict>
       </w:r>
     </w:p>
-    <w:bookmarkEnd w:id="35"/>
-    <w:bookmarkStart w:id="36" w:name="el-que-insulta-busca-tu-reacción"/>
+    <w:bookmarkEnd w:id="36"/>
+    <w:bookmarkStart w:id="37" w:name="el-que-insulta-busca-tu-reacción"/>
     <w:p>
       <w:pPr>
         <w:pStyle w:val="Heading2"/>
@@ -3960,8 +3991,8 @@
         </w:pict>
       </w:r>
     </w:p>
-    <w:bookmarkEnd w:id="36"/>
-    <w:bookmarkStart w:id="37" w:name="cadenas-el-pásalo-o-te-pasa-algo"/>
+    <w:bookmarkEnd w:id="37"/>
+    <w:bookmarkStart w:id="38" w:name="cadenas-el-pásalo-o-te-pasa-algo"/>
     <w:p>
       <w:pPr>
         <w:pStyle w:val="Heading2"/>
@@ -4265,8 +4296,8 @@
         </w:pict>
       </w:r>
     </w:p>
-    <w:bookmarkEnd w:id="37"/>
-    <w:bookmarkStart w:id="38" w:name="extraños-que-escriben"/>
+    <w:bookmarkEnd w:id="38"/>
+    <w:bookmarkStart w:id="39" w:name="extraños-que-escriben"/>
     <w:p>
       <w:pPr>
         <w:pStyle w:val="Heading2"/>
@@ -4834,8 +4865,8 @@
         </w:pict>
       </w:r>
     </w:p>
-    <w:bookmarkEnd w:id="38"/>
-    <w:bookmarkStart w:id="42" w:name="a-quién-y-cuándo-avisar"/>
+    <w:bookmarkEnd w:id="39"/>
+    <w:bookmarkStart w:id="43" w:name="a-quién-y-cuándo-avisar"/>
     <w:p>
       <w:pPr>
         <w:pStyle w:val="Heading2"/>
@@ -4887,18 +4918,18 @@
           <wp:inline>
             <wp:extent cx="5334000" cy="2240280"/>
             <wp:effectExtent b="0" l="0" r="0" t="0"/>
-            <wp:docPr descr="🚦 Los 4 pasos y a quién elegir según el caso" title="" id="40" name="Picture"/>
+            <wp:docPr descr="🚦 Los 4 pasos y a quién elegir según el caso" title="" id="41" name="Picture"/>
             <a:graphic>
               <a:graphicData uri="http://schemas.openxmlformats.org/drawingml/2006/picture">
                 <pic:pic>
                   <pic:nvPicPr>
-                    <pic:cNvPr descr="public/img/12-ciberconvivencia/02-cuando-se-vira.png" id="41" name="Picture"/>
+                    <pic:cNvPr descr="public/img/12-ciberconvivencia/02-cuando-se-vira.png" id="42" name="Picture"/>
                     <pic:cNvPicPr>
                       <a:picLocks noChangeArrowheads="1" noChangeAspect="1"/>
                     </pic:cNvPicPr>
                   </pic:nvPicPr>
                   <pic:blipFill>
-                    <a:blip r:embed="rId39"/>
+                    <a:blip r:embed="rId40"/>
                     <a:stretch>
                       <a:fillRect/>
                     </a:stretch>
@@ -5472,8 +5503,8 @@
         <w:t xml:space="preserve">🏫 Grupo:</w:t>
       </w:r>
     </w:p>
-    <w:bookmarkEnd w:id="42"/>
-    <w:bookmarkStart w:id="43" w:name="a-por-ellos-1"/>
+    <w:bookmarkEnd w:id="43"/>
+    <w:bookmarkStart w:id="44" w:name="a-por-ellos-1"/>
     <w:p>
       <w:pPr>
         <w:pStyle w:val="Heading2"/>
@@ -5930,8 +5961,8 @@
         </w:pict>
       </w:r>
     </w:p>
-    <w:bookmarkEnd w:id="43"/>
-    <w:bookmarkStart w:id="44" w:name="X17b9bf2ebd1dd1be3e49c53d23fe31074bc549c"/>
+    <w:bookmarkEnd w:id="44"/>
+    <w:bookmarkStart w:id="45" w:name="X17b9bf2ebd1dd1be3e49c53d23fe31074bc549c"/>
     <w:p>
       <w:pPr>
         <w:pStyle w:val="Heading2"/>
@@ -6063,8 +6094,8 @@
         </w:pict>
       </w:r>
     </w:p>
-    <w:bookmarkEnd w:id="44"/>
-    <w:bookmarkStart w:id="45" w:name="soluciones-y-pistas-1"/>
+    <w:bookmarkEnd w:id="45"/>
+    <w:bookmarkStart w:id="46" w:name="soluciones-y-pistas-1"/>
     <w:p>
       <w:pPr>
         <w:pStyle w:val="Heading2"/>
@@ -6235,8 +6266,8 @@
         </w:pict>
       </w:r>
     </w:p>
-    <w:bookmarkEnd w:id="45"/>
-    <w:bookmarkStart w:id="46" w:name="resumen-en-3-frases-1"/>
+    <w:bookmarkEnd w:id="46"/>
+    <w:bookmarkStart w:id="47" w:name="resumen-en-3-frases-1"/>
     <w:p>
       <w:pPr>
         <w:pStyle w:val="Heading2"/>
@@ -6288,8 +6319,8 @@
         </w:pict>
       </w:r>
     </w:p>
-    <w:bookmarkEnd w:id="46"/>
-    <w:bookmarkStart w:id="47" w:name="vocabulario-rápido-1"/>
+    <w:bookmarkEnd w:id="47"/>
+    <w:bookmarkStart w:id="48" w:name="vocabulario-rápido-1"/>
     <w:p>
       <w:pPr>
         <w:pStyle w:val="Heading2"/>
@@ -6428,7 +6459,7 @@
       <w:r>
         <w:t xml:space="preserve"> </w:t>
       </w:r>
-      <w:hyperlink r:id="rId31">
+      <w:hyperlink r:id="rId32">
         <w:r>
           <w:rPr>
             <w:rStyle w:val="Hyperlink"/>
@@ -6491,9 +6522,9 @@
         </w:r>
       </w:hyperlink>
     </w:p>
-    <w:bookmarkEnd w:id="47"/>
     <w:bookmarkEnd w:id="48"/>
-    <w:bookmarkStart w:id="69" w:name="retos-filtros-y-estafas"/>
+    <w:bookmarkEnd w:id="49"/>
+    <w:bookmarkStart w:id="70" w:name="retos-filtros-y-estafas"/>
     <w:p>
       <w:pPr>
         <w:pStyle w:val="Heading1"/>
@@ -6557,7 +6588,7 @@
         </w:pict>
       </w:r>
     </w:p>
-    <w:bookmarkStart w:id="49" w:name="en-corto-2"/>
+    <w:bookmarkStart w:id="50" w:name="en-corto-2"/>
     <w:p>
       <w:pPr>
         <w:pStyle w:val="Heading2"/>
@@ -6622,8 +6653,8 @@
         </w:pict>
       </w:r>
     </w:p>
-    <w:bookmarkEnd w:id="49"/>
-    <w:bookmarkStart w:id="50" w:name="el-fail-de-dani-el-móvil-gratis"/>
+    <w:bookmarkEnd w:id="50"/>
+    <w:bookmarkStart w:id="51" w:name="el-fail-de-dani-el-móvil-gratis"/>
     <w:p>
       <w:pPr>
         <w:pStyle w:val="Heading2"/>
@@ -6918,8 +6949,8 @@
         </w:pict>
       </w:r>
     </w:p>
-    <w:bookmarkEnd w:id="50"/>
-    <w:bookmarkStart w:id="58" w:name="las-3-trampas-con-la-misma-cara"/>
+    <w:bookmarkEnd w:id="51"/>
+    <w:bookmarkStart w:id="59" w:name="las-3-trampas-con-la-misma-cara"/>
     <w:p>
       <w:pPr>
         <w:pStyle w:val="Heading2"/>
@@ -6945,18 +6976,18 @@
           <wp:inline>
             <wp:extent cx="5334000" cy="2667000"/>
             <wp:effectExtent b="0" l="0" r="0" t="0"/>
-            <wp:docPr descr="🎯 Las 3 trampas y la pausa de 10 segundos" title="" id="52" name="Picture"/>
+            <wp:docPr descr="🎯 Las 3 trampas y la pausa de 10 segundos" title="" id="53" name="Picture"/>
             <a:graphic>
               <a:graphicData uri="http://schemas.openxmlformats.org/drawingml/2006/picture">
                 <pic:pic>
                   <pic:nvPicPr>
-                    <pic:cNvPr descr="public/img/12-ciberconvivencia/03-juegos-y-retos.png" id="53" name="Picture"/>
+                    <pic:cNvPr descr="public/img/12-ciberconvivencia/03-juegos-y-retos.png" id="54" name="Picture"/>
                     <pic:cNvPicPr>
                       <a:picLocks noChangeArrowheads="1" noChangeAspect="1"/>
                     </pic:cNvPicPr>
                   </pic:nvPicPr>
                   <pic:blipFill>
-                    <a:blip r:embed="rId51"/>
+                    <a:blip r:embed="rId52"/>
                     <a:stretch>
                       <a:fillRect/>
                     </a:stretch>
@@ -6991,7 +7022,7 @@
         <w:t xml:space="preserve">🎯 Las 3 trampas y la pausa de 10 segundos</w:t>
       </w:r>
     </w:p>
-    <w:bookmarkStart w:id="54" w:name="trampa-1-el-reto-viral"/>
+    <w:bookmarkStart w:id="55" w:name="trampa-1-el-reto-viral"/>
     <w:p>
       <w:pPr>
         <w:pStyle w:val="Heading3"/>
@@ -7170,8 +7201,8 @@
         <w:t xml:space="preserve">se divierte todo el grupo. Si alguien sale mal parado y el grupo se ríe, el reto ya era la excusa.</w:t>
       </w:r>
     </w:p>
-    <w:bookmarkEnd w:id="54"/>
-    <w:bookmarkStart w:id="55" w:name="trampa-2-el-filtro-que-captura-tu-cara"/>
+    <w:bookmarkEnd w:id="55"/>
+    <w:bookmarkStart w:id="56" w:name="trampa-2-el-filtro-que-captura-tu-cara"/>
     <w:p>
       <w:pPr>
         <w:pStyle w:val="Heading3"/>
@@ -7390,8 +7421,8 @@
         <w:t xml:space="preserve">con suerte.</w:t>
       </w:r>
     </w:p>
-    <w:bookmarkEnd w:id="55"/>
-    <w:bookmarkStart w:id="56" w:name="trampa-3-el-regalo-gratis"/>
+    <w:bookmarkEnd w:id="56"/>
+    <w:bookmarkStart w:id="57" w:name="trampa-3-el-regalo-gratis"/>
     <w:p>
       <w:pPr>
         <w:pStyle w:val="Heading3"/>
@@ -7672,8 +7703,8 @@
         <w:t xml:space="preserve">(tus datos, tu cara o tu dinero).</w:t>
       </w:r>
     </w:p>
-    <w:bookmarkEnd w:id="56"/>
-    <w:bookmarkStart w:id="57" w:name="trampa-extra-gaming-y-comunidad"/>
+    <w:bookmarkEnd w:id="57"/>
+    <w:bookmarkStart w:id="58" w:name="trampa-extra-gaming-y-comunidad"/>
     <w:p>
       <w:pPr>
         <w:pStyle w:val="Heading3"/>
@@ -7860,9 +7891,9 @@
         </w:pict>
       </w:r>
     </w:p>
-    <w:bookmarkEnd w:id="57"/>
     <w:bookmarkEnd w:id="58"/>
-    <w:bookmarkStart w:id="59" w:name="Xb5ffc37abe4b9f26fd67f53455d508745c8b46e"/>
+    <w:bookmarkEnd w:id="59"/>
+    <w:bookmarkStart w:id="60" w:name="Xb5ffc37abe4b9f26fd67f53455d508745c8b46e"/>
     <w:p>
       <w:pPr>
         <w:pStyle w:val="Heading2"/>
@@ -8128,8 +8159,8 @@
         </w:pict>
       </w:r>
     </w:p>
-    <w:bookmarkEnd w:id="59"/>
-    <w:bookmarkStart w:id="60" w:name="Xe43edb70497c54472bd9674bd6ff2ec24382043"/>
+    <w:bookmarkEnd w:id="60"/>
+    <w:bookmarkStart w:id="61" w:name="Xe43edb70497c54472bd9674bd6ff2ec24382043"/>
     <w:p>
       <w:pPr>
         <w:pStyle w:val="Heading2"/>
@@ -8544,8 +8575,8 @@
         <w:t xml:space="preserve">🏫 Grupo:</w:t>
       </w:r>
     </w:p>
-    <w:bookmarkEnd w:id="60"/>
-    <w:bookmarkStart w:id="61" w:name="a-por-ellos-2"/>
+    <w:bookmarkEnd w:id="61"/>
+    <w:bookmarkStart w:id="62" w:name="a-por-ellos-2"/>
     <w:p>
       <w:pPr>
         <w:pStyle w:val="Heading2"/>
@@ -8881,8 +8912,8 @@
         </w:pict>
       </w:r>
     </w:p>
-    <w:bookmarkEnd w:id="61"/>
-    <w:bookmarkStart w:id="62" w:name="reto-mental"/>
+    <w:bookmarkEnd w:id="62"/>
+    <w:bookmarkStart w:id="63" w:name="reto-mental"/>
     <w:p>
       <w:pPr>
         <w:pStyle w:val="Heading2"/>
@@ -9147,8 +9178,8 @@
         </w:pict>
       </w:r>
     </w:p>
-    <w:bookmarkEnd w:id="62"/>
-    <w:bookmarkStart w:id="63" w:name="soluciones-y-pistas-2"/>
+    <w:bookmarkEnd w:id="63"/>
+    <w:bookmarkStart w:id="64" w:name="soluciones-y-pistas-2"/>
     <w:p>
       <w:pPr>
         <w:pStyle w:val="Heading2"/>
@@ -9332,8 +9363,8 @@
         </w:pict>
       </w:r>
     </w:p>
-    <w:bookmarkEnd w:id="63"/>
-    <w:bookmarkStart w:id="64" w:name="logros-de-la-unidad"/>
+    <w:bookmarkEnd w:id="64"/>
+    <w:bookmarkStart w:id="65" w:name="logros-de-la-unidad"/>
     <w:p>
       <w:pPr>
         <w:pStyle w:val="Heading2"/>
@@ -9570,8 +9601,8 @@
         </w:pict>
       </w:r>
     </w:p>
-    <w:bookmarkEnd w:id="64"/>
-    <w:bookmarkStart w:id="65" w:name="dudas-de-10-segundos"/>
+    <w:bookmarkEnd w:id="65"/>
+    <w:bookmarkStart w:id="66" w:name="dudas-de-10-segundos"/>
     <w:p>
       <w:pPr>
         <w:pStyle w:val="Heading2"/>
@@ -9770,8 +9801,8 @@
         </w:pict>
       </w:r>
     </w:p>
-    <w:bookmarkEnd w:id="65"/>
-    <w:bookmarkStart w:id="66" w:name="resumen-en-3-frases-2"/>
+    <w:bookmarkEnd w:id="66"/>
+    <w:bookmarkStart w:id="67" w:name="resumen-en-3-frases-2"/>
     <w:p>
       <w:pPr>
         <w:pStyle w:val="Heading2"/>
@@ -9823,8 +9854,8 @@
         </w:pict>
       </w:r>
     </w:p>
-    <w:bookmarkEnd w:id="66"/>
-    <w:bookmarkStart w:id="67" w:name="vocabulario-rápido-2"/>
+    <w:bookmarkEnd w:id="67"/>
+    <w:bookmarkStart w:id="68" w:name="vocabulario-rápido-2"/>
     <w:p>
       <w:pPr>
         <w:pStyle w:val="Heading2"/>
@@ -9928,8 +9959,8 @@
         </w:pict>
       </w:r>
     </w:p>
-    <w:bookmarkEnd w:id="67"/>
-    <w:bookmarkStart w:id="68" w:name="poscréditos"/>
+    <w:bookmarkEnd w:id="68"/>
+    <w:bookmarkStart w:id="69" w:name="poscréditos"/>
     <w:p>
       <w:pPr>
         <w:pStyle w:val="Heading2"/>
@@ -10069,7 +10100,7 @@
       <w:r>
         <w:t xml:space="preserve"> </w:t>
       </w:r>
-      <w:hyperlink r:id="rId31">
+      <w:hyperlink r:id="rId32">
         <w:r>
           <w:rPr>
             <w:rStyle w:val="Hyperlink"/>
@@ -10123,28 +10154,17 @@
       <w:r>
         <w:t xml:space="preserve"> </w:t>
       </w:r>
-      <w:r>
-        <w:t xml:space="preserve">🎉</w:t>
-      </w:r>
-      <w:r>
-        <w:t xml:space="preserve"> </w:t>
-      </w:r>
-      <w:r>
-        <w:rPr>
-          <w:b/>
-          <w:bCs/>
-        </w:rPr>
-        <w:t xml:space="preserve">Fin del recorrido de tutoría</w:t>
-      </w:r>
-      <w:r>
-        <w:t xml:space="preserve"> </w:t>
-      </w:r>
-      <w:r>
-        <w:t xml:space="preserve">— vuelve cuando quieras a cualquier unidad.</w:t>
-      </w:r>
-    </w:p>
-    <w:bookmarkEnd w:id="68"/>
+      <w:hyperlink r:id="rId16">
+        <w:r>
+          <w:rPr>
+            <w:rStyle w:val="Hyperlink"/>
+          </w:rPr>
+          <w:t xml:space="preserve">Bienestar y estrés</w:t>
+        </w:r>
+      </w:hyperlink>
+    </w:p>
     <w:bookmarkEnd w:id="69"/>
+    <w:bookmarkEnd w:id="70"/>
     <w:sectPr>
       <w:footnotePr>
         <w:numRestart w:val="eachSect"/>
